--- a/templates/pretenzii/44_аук_част_пост_сз_счет.docx
+++ b/templates/pretenzii/44_аук_част_пост_сз_счет.docx
@@ -251,7 +251,7 @@
           <w:sz w:val="28"/>
           <w:szCs w:val="28"/>
         </w:rPr>
-        <w:t xml:space="preserve"> (далее - Поставщик) произведена поставка части Товара, соответствующего условиям договора </w:t>
+        <w:t xml:space="preserve"> (далее - Поставщик) произведена поставка части {предмет_род}, соответствующего условиям договора </w:t>
       </w:r>
       <w:r>
         <w:rPr>
@@ -331,7 +331,7 @@
           <w:sz w:val="28"/>
           <w:szCs w:val="28"/>
         </w:rPr>
-        <w:t xml:space="preserve"> руб. (акт сдачи-приемки Товара на ответственное хранение </w:t>
+        <w:t xml:space="preserve"> руб. (акт сдачи-приемки {предмет_род} на ответственное хранение </w:t>
       </w:r>
       <w:r>
         <w:rPr>

--- a/templates/pretenzii/44_аук_част_пост_сз_счет.docx
+++ b/templates/pretenzii/44_аук_част_пост_сз_счет.docx
@@ -135,7 +135,7 @@
           <w:sz w:val="28"/>
           <w:szCs w:val="28"/>
         </w:rPr>
-        <w:t>по финансово-плановой работе</w:t>
+        <w:t>{подписант_должность}</w:t>
       </w:r>
     </w:p>
     <w:p>
@@ -154,7 +154,7 @@
           <w:sz w:val="28"/>
           <w:szCs w:val="28"/>
         </w:rPr>
-        <w:t>М.В. Антиповой</w:t>
+        <w:t>{подписант_фио_дат}</w:t>
       </w:r>
     </w:p>
     <w:p>
@@ -275,7 +275,7 @@
           <w:sz w:val="28"/>
           <w:szCs w:val="28"/>
         </w:rPr>
-        <w:t>{#подписант_договора_заказчика}{подписант_договора_заказчика}{/подписант_договора_заказчика}</w:t>
+        <w:t>{#подписант_договора_заказчика}({подписант_договора_заказчика}){/подписант_договора_заказчика}</w:t>
       </w:r>
       <w:r>
         <w:rPr>
@@ -331,7 +331,7 @@
           <w:sz w:val="28"/>
           <w:szCs w:val="28"/>
         </w:rPr>
-        <w:t xml:space="preserve"> руб. (акт сдачи-приемки {предмет_род} на ответственное хранение </w:t>
+        <w:t xml:space="preserve"> руб. ({#номер_дата_акта_отв_хранения}акт сдачи-приемки {предмет_род} на ответственное хранение </w:t>
       </w:r>
       <w:r>
         <w:rPr>
@@ -355,15 +355,15 @@
           <w:sz w:val="28"/>
           <w:szCs w:val="28"/>
         </w:rPr>
-        <w:t>{дата_акта_отв_хранения}</w:t>
-      </w:r>
-      <w:r>
-        <w:rPr>
-          <w:rFonts w:ascii="Times New Roman" w:hAnsi="Times New Roman" w:cs="Times New Roman"/>
-          <w:sz w:val="28"/>
-          <w:szCs w:val="28"/>
-        </w:rPr>
-        <w:t xml:space="preserve">, документ о приемке </w:t>
+        <w:t>{дата_акта_отв_хранения}, {/номер_дата_акта_отв_хранения}документ о приемке </w:t>
+      </w:r>
+      <w:r>
+        <w:rPr>
+          <w:rFonts w:ascii="Times New Roman" w:hAnsi="Times New Roman" w:cs="Times New Roman"/>
+          <w:sz w:val="28"/>
+          <w:szCs w:val="28"/>
+        </w:rPr>
+        <w:t xml:space="preserve"/>
       </w:r>
       <w:r>
         <w:rPr>
@@ -540,7 +540,7 @@
           <w:sz w:val="28"/>
           <w:szCs w:val="28"/>
         </w:rPr>
-        <w:t>- подписать электронное уведомление (претензию – требование об уплате неустойки) (прилагается к служебной записке);</w:t>
+        <w:t>- подписать электронное уведомление (претензию) (прилагается к служебной записке);</w:t>
       </w:r>
     </w:p>
     <w:p>
@@ -560,7 +560,7 @@
           <w:sz w:val="28"/>
           <w:szCs w:val="28"/>
         </w:rPr>
-        <w:t xml:space="preserve">- направить в бухгалтерию электронное уведомление (претензию - требование об уплате неустойки) (прилагается к служебной записке) для подготовки счета на оплату </w:t>
+        <w:t xml:space="preserve">- направить в бухгалтерию электронное уведомление (претензию) (прилагается к служебной записке) для подготовки счета на оплату </w:t>
       </w:r>
       <w:r>
         <w:rPr>

--- a/templates/pretenzii/44_аук_част_пост_сз_счет.docx
+++ b/templates/pretenzii/44_аук_част_пост_сз_счет.docx
@@ -38,7 +38,7 @@
                 <w:sz w:val="24"/>
                 <w:szCs w:val="24"/>
               </w:rPr>
-              <w:t>СРОК ПЕРЕДАЧИ В ОГЗ СЧЕТА</w:t>
+              <w:t>СРОК ОПЛАТЫ ПО ДОГОВОРУ</w:t>
             </w:r>
           </w:p>
           <w:p>
@@ -259,23 +259,23 @@
           <w:sz w:val="28"/>
           <w:szCs w:val="28"/>
         </w:rPr>
-        <w:t>№ {номер_договора} от {дата_договора}</w:t>
-      </w:r>
-      <w:r>
-        <w:rPr>
-          <w:rFonts w:ascii="Times New Roman" w:hAnsi="Times New Roman" w:cs="Times New Roman"/>
-          <w:sz w:val="28"/>
-          <w:szCs w:val="28"/>
-        </w:rPr>
-        <w:t xml:space="preserve"> </w:t>
-      </w:r>
-      <w:r>
-        <w:rPr>
-          <w:rFonts w:ascii="Times New Roman" w:hAnsi="Times New Roman" w:cs="Times New Roman"/>
-          <w:sz w:val="28"/>
-          <w:szCs w:val="28"/>
-        </w:rPr>
-        <w:t>{#подписант_договора_заказчика}({подписант_договора_заказчика}){/подписант_договора_заказчика}</w:t>
+        <w:t>№ {номер_договора} от {дата_договора}{#подписант_договора_заказчика} ({подписант_договора_заказчика}){/подписант_договора_заказчика}</w:t>
+      </w:r>
+      <w:r>
+        <w:rPr>
+          <w:rFonts w:ascii="Times New Roman" w:hAnsi="Times New Roman" w:cs="Times New Roman"/>
+          <w:sz w:val="28"/>
+          <w:szCs w:val="28"/>
+        </w:rPr>
+        <w:t xml:space="preserve"/>
+      </w:r>
+      <w:r>
+        <w:rPr>
+          <w:rFonts w:ascii="Times New Roman" w:hAnsi="Times New Roman" w:cs="Times New Roman"/>
+          <w:sz w:val="28"/>
+          <w:szCs w:val="28"/>
+        </w:rPr>
+        <w:t/>
       </w:r>
       <w:r>
         <w:rPr>
@@ -457,97 +457,172 @@
     </w:p>
     <w:p>
       <w:pPr>
+        <w:widowControl w:val="0"/>
+        <w:autoSpaceDE w:val="0"/>
+        <w:autoSpaceDN w:val="0"/>
+        <w:adjustRightInd w:val="0"/>
         <w:spacing w:after="0" w:line="240" w:lineRule="auto"/>
         <w:ind w:firstLine="567"/>
         <w:jc w:val="both"/>
-        <w:rPr>
-          <w:rFonts w:ascii="Times New Roman" w:hAnsi="Times New Roman" w:cs="Times New Roman"/>
-          <w:sz w:val="28"/>
-          <w:szCs w:val="28"/>
-        </w:rPr>
-      </w:pPr>
-      <w:r>
-        <w:rPr>
-          <w:rFonts w:ascii="Times New Roman" w:hAnsi="Times New Roman" w:cs="Times New Roman"/>
-          <w:sz w:val="28"/>
-          <w:szCs w:val="28"/>
-        </w:rPr>
-        <w:t xml:space="preserve">Учитывая, что сумма пени, подлежащей оплате Поставщиком за просрочку поставки, составляет </w:t>
-      </w:r>
-      <w:r>
-        <w:rPr>
-          <w:rFonts w:ascii="Times New Roman" w:hAnsi="Times New Roman" w:cs="Times New Roman"/>
-          <w:sz w:val="28"/>
-          <w:szCs w:val="28"/>
-        </w:rPr>
-        <w:t>{сумма_пени_руб}</w:t>
-      </w:r>
-      <w:r>
-        <w:rPr>
-          <w:rFonts w:ascii="Times New Roman" w:hAnsi="Times New Roman" w:cs="Times New Roman"/>
-          <w:sz w:val="28"/>
-          <w:szCs w:val="28"/>
-        </w:rPr>
-        <w:t xml:space="preserve"> руб. </w:t>
-      </w:r>
-      <w:r>
-        <w:rPr>
-          <w:rFonts w:ascii="Times New Roman" w:hAnsi="Times New Roman" w:cs="Times New Roman"/>
-          <w:sz w:val="28"/>
-          <w:szCs w:val="28"/>
-        </w:rPr>
-        <w:t>{сумма_пени_коп}</w:t>
-      </w:r>
-      <w:r>
-        <w:rPr>
-          <w:rFonts w:ascii="Times New Roman" w:hAnsi="Times New Roman" w:cs="Times New Roman"/>
-          <w:sz w:val="28"/>
-          <w:szCs w:val="28"/>
-        </w:rPr>
-        <w:t xml:space="preserve"> коп. (</w:t>
-      </w:r>
-      <w:r>
-        <w:rPr>
-          <w:rFonts w:ascii="Times New Roman" w:hAnsi="Times New Roman" w:cs="Times New Roman"/>
-          <w:sz w:val="28"/>
-          <w:szCs w:val="28"/>
-        </w:rPr>
-        <w:t>{сумма_пени_прописью} {сумма_пени_коп_прописью}</w:t>
-      </w:r>
-      <w:r>
-        <w:rPr>
-          <w:rFonts w:ascii="Times New Roman" w:hAnsi="Times New Roman" w:cs="Times New Roman"/>
-          <w:sz w:val="28"/>
-          <w:szCs w:val="28"/>
-        </w:rPr>
-        <w:t>), прошу Вас:</w:t>
-      </w:r>
-    </w:p>
-    <w:p>
-      <w:pPr>
+        <w:outlineLvl w:val="0"/>
+        <w:rPr>
+          <w:rFonts w:ascii="Times New Roman" w:hAnsi="Times New Roman" w:cs="Times New Roman"/>
+          <w:sz w:val="28"/>
+          <w:szCs w:val="28"/>
+        </w:rPr>
+      </w:pPr>
+      <w:r>
+        <w:rPr>
+          <w:rFonts w:ascii="Times New Roman" w:hAnsi="Times New Roman" w:cs="Times New Roman"/>
+          <w:sz w:val="28"/>
+          <w:szCs w:val="28"/>
+        </w:rPr>
+        <w:t xml:space="preserve">{#перерасчет_ставки}</w:t>
+      </w:r>
+    </w:p>
+    <w:p>
+      <w:pPr>
+        <w:widowControl w:val="0"/>
+        <w:autoSpaceDE w:val="0"/>
+        <w:autoSpaceDN w:val="0"/>
+        <w:adjustRightInd w:val="0"/>
         <w:spacing w:after="0" w:line="240" w:lineRule="auto"/>
         <w:ind w:firstLine="567"/>
         <w:jc w:val="both"/>
-        <w:rPr>
-          <w:rFonts w:ascii="Times New Roman" w:hAnsi="Times New Roman" w:cs="Times New Roman"/>
-          <w:sz w:val="28"/>
-          <w:szCs w:val="28"/>
-        </w:rPr>
-      </w:pPr>
-      <w:r>
-        <w:rPr>
-          <w:rFonts w:ascii="Times New Roman" w:hAnsi="Times New Roman" w:cs="Times New Roman"/>
-          <w:sz w:val="28"/>
-          <w:szCs w:val="28"/>
-        </w:rPr>
-        <w:t>- подписать электронное уведомление (претензию) (прилагается к служебной записке);</w:t>
-      </w:r>
-    </w:p>
-    <w:p>
-      <w:pPr>
+        <w:outlineLvl w:val="0"/>
+        <w:rPr>
+          <w:rFonts w:ascii="Times New Roman" w:hAnsi="Times New Roman" w:cs="Times New Roman"/>
+          <w:sz w:val="28"/>
+          <w:szCs w:val="28"/>
+        </w:rPr>
+      </w:pPr>
+      <w:r>
+        <w:rPr>
+          <w:rFonts w:ascii="Times New Roman" w:hAnsi="Times New Roman" w:cs="Times New Roman"/>
+          <w:sz w:val="28"/>
+          <w:szCs w:val="28"/>
+        </w:rPr>
+        <w:t xml:space="preserve">Бухгалтерией подготовлен счет № … от …. В адрес {наименование_контрагента} было направлено электронное уведомление (претензия) (исх. № {исх_прежней_претензии} от {дата_прежней_претензии}) об оплате неустойки (пени) в размере {сумма_пени_прежней} руб. по договору № {номер_договора} от {дата_договора}. На момент составления электронного уведомления (претензии) неустойка Поставщиком не оплачивалась, срок для добровольной оплаты неустойки (пени), указанной в электронном уведомлении (претензии) (исх. № {исх_прежней_претензии} от {дата_прежней_претензии}), не наступил. В связи с изменением ставки Банка России расчет неустойки скорректирован (взамен расчета по претензии исх. № {исх_прежней_претензии} от {дата_прежней_претензии}).</w:t>
+      </w:r>
+    </w:p>
+    <w:p>
+      <w:pPr>
+        <w:widowControl w:val="0"/>
+        <w:autoSpaceDE w:val="0"/>
+        <w:autoSpaceDN w:val="0"/>
+        <w:adjustRightInd w:val="0"/>
         <w:spacing w:after="0" w:line="240" w:lineRule="auto"/>
         <w:ind w:firstLine="567"/>
         <w:jc w:val="both"/>
+        <w:outlineLvl w:val="0"/>
+        <w:rPr>
+          <w:rFonts w:ascii="Times New Roman" w:hAnsi="Times New Roman" w:cs="Times New Roman"/>
+          <w:sz w:val="28"/>
+          <w:szCs w:val="28"/>
+        </w:rPr>
+      </w:pPr>
+      <w:r>
+        <w:rPr>
+          <w:rFonts w:ascii="Times New Roman" w:hAnsi="Times New Roman" w:cs="Times New Roman"/>
+          <w:sz w:val="28"/>
+          <w:szCs w:val="28"/>
+        </w:rPr>
+        <w:t xml:space="preserve">{/перерасчет_ставки}</w:t>
+      </w:r>
+    </w:p>
+    <w:p>
+      <w:pPr>
+        <w:spacing w:after="0" w:line="240" w:lineRule="auto"/>
+        <w:ind w:firstLine="567"/>
+        <w:jc w:val="both"/>
+        <w:rPr>
+          <w:rFonts w:ascii="Times New Roman" w:hAnsi="Times New Roman" w:cs="Times New Roman"/>
+          <w:sz w:val="28"/>
+          <w:szCs w:val="28"/>
+        </w:rPr>
+      </w:pPr>
+      <w:r>
+        <w:rPr>
+          <w:rFonts w:ascii="Times New Roman" w:hAnsi="Times New Roman" w:cs="Times New Roman"/>
+          <w:sz w:val="28"/>
+          <w:szCs w:val="28"/>
+        </w:rPr>
+        <w:t xml:space="preserve">Учитывая, что сумма пени, подлежащей оплате Поставщиком за просрочку поставки, составляет </w:t>
+      </w:r>
+      <w:r>
+        <w:rPr>
+          <w:rFonts w:ascii="Times New Roman" w:hAnsi="Times New Roman" w:cs="Times New Roman"/>
+          <w:sz w:val="28"/>
+          <w:szCs w:val="28"/>
+        </w:rPr>
+        <w:t>{сумма_пени_руб}</w:t>
+      </w:r>
+      <w:r>
+        <w:rPr>
+          <w:rFonts w:ascii="Times New Roman" w:hAnsi="Times New Roman" w:cs="Times New Roman"/>
+          <w:sz w:val="28"/>
+          <w:szCs w:val="28"/>
+        </w:rPr>
+        <w:t xml:space="preserve"> руб. </w:t>
+      </w:r>
+      <w:r>
+        <w:rPr>
+          <w:rFonts w:ascii="Times New Roman" w:hAnsi="Times New Roman" w:cs="Times New Roman"/>
+          <w:sz w:val="28"/>
+          <w:szCs w:val="28"/>
+        </w:rPr>
+        <w:t>{сумма_пени_коп}</w:t>
+      </w:r>
+      <w:r>
+        <w:rPr>
+          <w:rFonts w:ascii="Times New Roman" w:hAnsi="Times New Roman" w:cs="Times New Roman"/>
+          <w:sz w:val="28"/>
+          <w:szCs w:val="28"/>
+        </w:rPr>
+        <w:t xml:space="preserve"> коп. (</w:t>
+      </w:r>
+      <w:r>
+        <w:rPr>
+          <w:rFonts w:ascii="Times New Roman" w:hAnsi="Times New Roman" w:cs="Times New Roman"/>
+          <w:sz w:val="28"/>
+          <w:szCs w:val="28"/>
+        </w:rPr>
+        <w:t>{сумма_пени_прописью} {сумма_пени_коп_прописью}</w:t>
+      </w:r>
+      <w:r>
+        <w:rPr>
+          <w:rFonts w:ascii="Times New Roman" w:hAnsi="Times New Roman" w:cs="Times New Roman"/>
+          <w:sz w:val="28"/>
+          <w:szCs w:val="28"/>
+        </w:rPr>
+        <w:t>), прошу Вас:</w:t>
+      </w:r>
+    </w:p>
+    <w:p>
+      <w:pPr>
+        <w:spacing w:after="0" w:line="240" w:lineRule="auto"/>
+        <w:ind w:firstLine="567"/>
+        <w:jc w:val="both"/>
+        <w:rPr>
+          <w:rFonts w:ascii="Times New Roman" w:hAnsi="Times New Roman" w:cs="Times New Roman"/>
+          <w:sz w:val="28"/>
+          <w:szCs w:val="28"/>
+        </w:rPr>
+      </w:pPr>
+      <w:r>
+        <w:rPr>
+          <w:rFonts w:ascii="Times New Roman" w:hAnsi="Times New Roman" w:cs="Times New Roman"/>
+          <w:sz w:val="28"/>
+          <w:szCs w:val="28"/>
+        </w:rPr>
+        <w:t>- подписать электронное уведомление (претензию) (прилагается к служебной записке);</w:t>
+      </w:r>
+    </w:p>
+    <w:p>
+      <w:pPr>
+        <w:spacing w:after="0" w:line="240" w:lineRule="auto"/>
+        <w:ind w:firstLine="567"/>
+        <w:jc w:val="both"/>
         <w:rPr>
           <w:rFonts w:ascii="Times New Roman" w:hAnsi="Times New Roman" w:cs="Times New Roman"/>
           <w:sz w:val="28"/>
@@ -570,7 +645,7 @@
           <w:szCs w:val="28"/>
           <w:u w:val="single"/>
         </w:rPr>
-        <w:t>и передачи в ОГЗ</w:t>
+        <w:t>и передачи указанного счета в течение двух рабочих дней в ОГЗ</w:t>
       </w:r>
       <w:r>
         <w:rPr>
@@ -580,7 +655,7 @@
           <w:szCs w:val="28"/>
           <w:u w:val="single"/>
         </w:rPr>
-        <w:t xml:space="preserve"> с реестром</w:t>
+        <w:t xml:space="preserve"/>
       </w:r>
       <w:r>
         <w:rPr>
@@ -590,7 +665,7 @@
           <w:szCs w:val="28"/>
           <w:u w:val="single"/>
         </w:rPr>
-        <w:t xml:space="preserve"> указанного счета не позднее 1 (одного) рабочего дня, следующего за днем </w:t>
+        <w:t xml:space="preserve"/>
       </w:r>
       <w:r>
         <w:rPr>
@@ -600,15 +675,15 @@
           <w:szCs w:val="28"/>
           <w:u w:val="single"/>
         </w:rPr>
-        <w:t xml:space="preserve">направления настоящей служебной записки </w:t>
-      </w:r>
-      <w:r>
-        <w:rPr>
-          <w:rFonts w:ascii="Times New Roman" w:hAnsi="Times New Roman" w:cs="Times New Roman"/>
-          <w:sz w:val="28"/>
-          <w:szCs w:val="28"/>
-        </w:rPr>
-        <w:t xml:space="preserve">(постановление Правительства РФ от …№ … </w:t>
+        <w:t xml:space="preserve"/>
+      </w:r>
+      <w:r>
+        <w:rPr>
+          <w:rFonts w:ascii="Times New Roman" w:hAnsi="Times New Roman" w:cs="Times New Roman"/>
+          <w:sz w:val="28"/>
+          <w:szCs w:val="28"/>
+        </w:rPr>
+        <w:t xml:space="preserve"> для направления Поставщику{#перерасчет_ставки} (взамен счета № … от …){/перерасчет_ставки}</w:t>
       </w:r>
       <w:r>
         <w:rPr>
@@ -618,15 +693,15 @@
           <w:sz w:val="28"/>
           <w:szCs w:val="28"/>
         </w:rPr>
-        <w:t>впишем, когда появятся реквизиты</w:t>
-      </w:r>
-      <w:r>
-        <w:rPr>
-          <w:rFonts w:ascii="Times New Roman" w:hAnsi="Times New Roman" w:cs="Times New Roman"/>
-          <w:sz w:val="28"/>
-          <w:szCs w:val="28"/>
-        </w:rPr>
-        <w:t>),</w:t>
+        <w:t/>
+      </w:r>
+      <w:r>
+        <w:rPr>
+          <w:rFonts w:ascii="Times New Roman" w:hAnsi="Times New Roman" w:cs="Times New Roman"/>
+          <w:sz w:val="28"/>
+          <w:szCs w:val="28"/>
+        </w:rPr>
+        <w:t/>
       </w:r>
       <w:r>
         <w:rPr>
@@ -635,15 +710,15 @@
           <w:sz w:val="28"/>
           <w:szCs w:val="28"/>
         </w:rPr>
-        <w:t xml:space="preserve"> </w:t>
-      </w:r>
-      <w:r>
-        <w:rPr>
-          <w:rFonts w:ascii="Times New Roman" w:hAnsi="Times New Roman" w:cs="Times New Roman"/>
-          <w:sz w:val="28"/>
-          <w:szCs w:val="28"/>
-        </w:rPr>
-        <w:t>для направления Поставщику</w:t>
+        <w:t xml:space="preserve"/>
+      </w:r>
+      <w:r>
+        <w:rPr>
+          <w:rFonts w:ascii="Times New Roman" w:hAnsi="Times New Roman" w:cs="Times New Roman"/>
+          <w:sz w:val="28"/>
+          <w:szCs w:val="28"/>
+        </w:rPr>
+        <w:t/>
       </w:r>
       <w:r>
         <w:rPr>

--- a/templates/pretenzii/44_аук_част_пост_сз_счет.docx
+++ b/templates/pretenzii/44_аук_част_пост_сз_счет.docx
@@ -502,7 +502,7 @@
           <w:sz w:val="28"/>
           <w:szCs w:val="28"/>
         </w:rPr>
-        <w:t xml:space="preserve">Бухгалтерией подготовлен счет № … от …. В адрес {наименование_контрагента} было направлено электронное уведомление (претензия) (исх. № {исх_прежней_претензии} от {дата_прежней_претензии}) об оплате неустойки (пени) в размере {сумма_пени_прежней} руб. по договору № {номер_договора} от {дата_договора}. На момент составления электронного уведомления (претензии) неустойка Поставщиком не оплачивалась, срок для добровольной оплаты неустойки (пени), указанной в электронном уведомлении (претензии) (исх. № {исх_прежней_претензии} от {дата_прежней_претензии}), не наступил. В связи с изменением ставки Банка России расчет неустойки скорректирован (взамен расчета по претензии исх. № {исх_прежней_претензии} от {дата_прежней_претензии}).</w:t>
+        <w:t xml:space="preserve">Бухгалтерией подготовлен счет № {номер_прежнего_счета} от {дата_прежнего_счета}. В адрес {наименование_контрагента} было направлено электронное уведомление (претензия) (исх. № {исх_прежней_претензии} от {дата_прежней_претензии}) об оплате неустойки (пени) в размере {сумма_пени_прежней} руб. по договору № {номер_договора} от {дата_договора}. На момент составления электронного уведомления (претензии) неустойка Поставщиком не оплачивалась, срок для добровольной оплаты неустойки (пени), указанной в электронном уведомлении (претензии) (исх. № {исх_прежней_претензии} от {дата_прежней_претензии}), не наступил. В связи с изменением ставки Банка России расчет неустойки скорректирован (взамен расчета по претензии исх. № {исх_прежней_претензии} от {дата_прежней_претензии}).</w:t>
       </w:r>
     </w:p>
     <w:p>
@@ -683,7 +683,7 @@
           <w:sz w:val="28"/>
           <w:szCs w:val="28"/>
         </w:rPr>
-        <w:t xml:space="preserve"> для направления Поставщику{#перерасчет_ставки} (взамен счета № … от …){/перерасчет_ставки}</w:t>
+        <w:t xml:space="preserve"> для направления Поставщику{#перерасчет_ставки} (взамен счета № {номер_прежнего_счета} от {дата_прежнего_счета}){/перерасчет_ставки}</w:t>
       </w:r>
       <w:r>
         <w:rPr>
